--- a/docs/AtoM_Heratio_3DModelViewer_Feature_Overview.docx
+++ b/docs/AtoM_Heratio_3DModelViewer_Feature_Overview.docx
@@ -2025,7 +2025,7 @@
           <w:bCs/>
           <w:b/>
         </w:rPr>
-        <w:t xml:space="preserve">Spectrum 5.1</w:t>
+        <w:t xml:space="preserve">Collections Procedures</w:t>
       </w:r>
       <w:r>
         <w:t xml:space="preserve"> </w:t>
